--- a/docs/test-catalog.docx
+++ b/docs/test-catalog.docx
@@ -63,7 +63,7 @@
           <w:color w:val="22303C"/>
           <w:sz w:val="22"/>
         </w:rPr>
-        <w:t>545 test cases in 36 files</w:t>
+        <w:t>560 test cases in 37 files</w:t>
       </w:r>
     </w:p>
     <w:p>
@@ -221,7 +221,7 @@
                 <w:color w:val="22303C"/>
                 <w:sz w:val="20"/>
               </w:rPr>
-              <w:t>545 cases: 535 pass, 10 skip.</w:t>
+              <w:t>560 cases: 550 pass, 10 skip.</w:t>
             </w:r>
           </w:p>
         </w:tc>
@@ -274,7 +274,7 @@
                 <w:color w:val="22303C"/>
                 <w:sz w:val="20"/>
               </w:rPr>
-              <w:t xml:space="preserve"> — 539 cases, of which 529 pass and 10 skip. About 18 seconds, no network.</w:t>
+              <w:t xml:space="preserve"> — 554 cases, of which 544 pass and 10 skip. About 18 seconds, no network.</w:t>
             </w:r>
           </w:p>
         </w:tc>
@@ -802,7 +802,7 @@
           <w:color w:val="22303C"/>
           <w:sz w:val="22"/>
         </w:rPr>
-        <w:t xml:space="preserve"> counts, so the arithmetic reconciles with a test run. 496 test functions expand to 545 cases through </w:t>
+        <w:t xml:space="preserve"> counts, so the arithmetic reconciles with a test run. 511 test functions expand to 560 cases through </w:t>
       </w:r>
       <w:r>
         <w:rPr>
@@ -25160,6 +25160,947 @@
           <w:color w:val="2E6BA0"/>
           <w:sz w:val="30"/>
         </w:rPr>
+        <w:t>test_main_page_layout.py — the main page reordered (17 cases)</w:t>
+      </w:r>
+    </w:p>
+    <w:p>
+      <w:pPr>
+        <w:spacing w:after="120"/>
+      </w:pPr>
+      <w:r>
+        <w:rPr>
+          <w:b w:val="0"/>
+          <w:i w:val="0"/>
+          <w:color w:val="22303C"/>
+          <w:sz w:val="22"/>
+        </w:rPr>
+        <w:t>kuantorflow#184. Three changes with one thread between them: the page should lead with what a returning learner came for. Browsing sat below two forms they only need when adding something new; the topics were pills, which have nowhere to put the picture #185 will give them; and a whole section was spent on a diagnostic.</w:t>
+      </w:r>
+    </w:p>
+    <w:p>
+      <w:pPr>
+        <w:spacing w:after="120"/>
+      </w:pPr>
+      <w:r>
+        <w:rPr>
+          <w:b/>
+          <w:i w:val="0"/>
+          <w:color w:val="22303C"/>
+          <w:sz w:val="22"/>
+        </w:rPr>
+        <w:t>The order of the page</w:t>
+      </w:r>
+    </w:p>
+    <w:tbl>
+      <w:tblPr>
+        <w:tblStyle w:val="TableGrid"/>
+        <w:tblW w:type="auto" w:w="0"/>
+        <w:jc w:val="left"/>
+        <w:tblLayout w:type="fixed"/>
+        <w:tblLook w:firstColumn="1" w:firstRow="1" w:lastColumn="0" w:lastRow="0" w:noHBand="0" w:noVBand="1" w:val="04A0"/>
+      </w:tblPr>
+      <w:tblGrid>
+        <w:gridCol w:w="4925"/>
+        <w:gridCol w:w="4925"/>
+      </w:tblGrid>
+      <w:tr>
+        <w:tc>
+          <w:tcPr>
+            <w:tcW w:type="dxa" w:w="3597"/>
+            <w:shd w:val="clear" w:fill="2E6BA0"/>
+          </w:tcPr>
+          <w:p>
+            <w:r>
+              <w:rPr>
+                <w:b/>
+                <w:i w:val="0"/>
+                <w:color w:val="FFFFFF"/>
+                <w:sz w:val="20"/>
+              </w:rPr>
+              <w:t>Test</w:t>
+            </w:r>
+          </w:p>
+        </w:tc>
+        <w:tc>
+          <w:tcPr>
+            <w:tcW w:type="dxa" w:w="6195"/>
+            <w:shd w:val="clear" w:fill="2E6BA0"/>
+          </w:tcPr>
+          <w:p>
+            <w:r>
+              <w:rPr>
+                <w:b/>
+                <w:i w:val="0"/>
+                <w:color w:val="FFFFFF"/>
+                <w:sz w:val="20"/>
+              </w:rPr>
+              <w:t>What it checks</w:t>
+            </w:r>
+          </w:p>
+        </w:tc>
+      </w:tr>
+      <w:tr>
+        <w:tc>
+          <w:tcPr>
+            <w:tcW w:type="dxa" w:w="3597"/>
+          </w:tcPr>
+          <w:p>
+            <w:r>
+              <w:rPr>
+                <w:rFonts w:ascii="Consolas" w:hAnsi="Consolas"/>
+                <w:b w:val="0"/>
+                <w:i w:val="0"/>
+                <w:color w:val="22303C"/>
+                <w:sz w:val="20"/>
+              </w:rPr>
+              <w:t>test_browsing_comes_before_looking_up</w:t>
+            </w:r>
+          </w:p>
+        </w:tc>
+        <w:tc>
+          <w:tcPr>
+            <w:tcW w:type="dxa" w:w="6195"/>
+          </w:tcPr>
+          <w:p>
+            <w:r>
+              <w:rPr>
+                <w:b w:val="0"/>
+                <w:i w:val="0"/>
+                <w:color w:val="22303C"/>
+                <w:sz w:val="20"/>
+              </w:rPr>
+              <w:t>The three sections render as Browse flashcards, Look up a word, Upload notes — in that order.</w:t>
+            </w:r>
+          </w:p>
+        </w:tc>
+      </w:tr>
+      <w:tr>
+        <w:tc>
+          <w:tcPr>
+            <w:tcW w:type="dxa" w:w="3597"/>
+          </w:tcPr>
+          <w:p>
+            <w:r>
+              <w:rPr>
+                <w:rFonts w:ascii="Consolas" w:hAnsi="Consolas"/>
+                <w:b w:val="0"/>
+                <w:i w:val="0"/>
+                <w:color w:val="22303C"/>
+                <w:sz w:val="20"/>
+              </w:rPr>
+              <w:t>test_browsing_comes_straight_after_the_welcome_caption</w:t>
+            </w:r>
+          </w:p>
+        </w:tc>
+        <w:tc>
+          <w:tcPr>
+            <w:tcW w:type="dxa" w:w="6195"/>
+          </w:tcPr>
+          <w:p>
+            <w:r>
+              <w:rPr>
+                <w:b w:val="0"/>
+                <w:i w:val="0"/>
+                <w:color w:val="22303C"/>
+                <w:sz w:val="20"/>
+              </w:rPr>
+              <w:t>Nothing is inserted between the title and the deck.</w:t>
+            </w:r>
+          </w:p>
+        </w:tc>
+      </w:tr>
+      <w:tr>
+        <w:tc>
+          <w:tcPr>
+            <w:tcW w:type="dxa" w:w="3597"/>
+          </w:tcPr>
+          <w:p>
+            <w:r>
+              <w:rPr>
+                <w:rFonts w:ascii="Consolas" w:hAnsi="Consolas"/>
+                <w:b w:val="0"/>
+                <w:i w:val="0"/>
+                <w:color w:val="22303C"/>
+                <w:sz w:val="20"/>
+              </w:rPr>
+              <w:t>test_the_database_section_is_gone</w:t>
+            </w:r>
+          </w:p>
+        </w:tc>
+        <w:tc>
+          <w:tcPr>
+            <w:tcW w:type="dxa" w:w="6195"/>
+          </w:tcPr>
+          <w:p>
+            <w:r>
+              <w:rPr>
+                <w:b w:val="0"/>
+                <w:i w:val="0"/>
+                <w:color w:val="22303C"/>
+                <w:sz w:val="20"/>
+              </w:rPr>
+              <w:t xml:space="preserve">No Database heading, and the old </w:t>
+            </w:r>
+            <w:r>
+              <w:rPr>
+                <w:rFonts w:ascii="Consolas" w:hAnsi="Consolas"/>
+                <w:b w:val="0"/>
+                <w:i w:val="0"/>
+                <w:color w:val="22303C"/>
+                <w:sz w:val="20"/>
+              </w:rPr>
+              <w:t>test_db</w:t>
+            </w:r>
+            <w:r>
+              <w:rPr>
+                <w:b w:val="0"/>
+                <w:i w:val="0"/>
+                <w:color w:val="22303C"/>
+                <w:sz w:val="20"/>
+              </w:rPr>
+              <w:t xml:space="preserve"> form does not linger behind it.</w:t>
+            </w:r>
+          </w:p>
+        </w:tc>
+      </w:tr>
+    </w:tbl>
+    <w:p>
+      <w:pPr>
+        <w:spacing w:after="40"/>
+      </w:pPr>
+    </w:p>
+    <w:p>
+      <w:pPr>
+        <w:spacing w:after="120"/>
+      </w:pPr>
+      <w:r>
+        <w:rPr>
+          <w:b/>
+          <w:i w:val="0"/>
+          <w:color w:val="22303C"/>
+          <w:sz w:val="22"/>
+        </w:rPr>
+        <w:t>The tiles</w:t>
+      </w:r>
+    </w:p>
+    <w:tbl>
+      <w:tblPr>
+        <w:tblStyle w:val="TableGrid"/>
+        <w:tblW w:type="auto" w:w="0"/>
+        <w:jc w:val="left"/>
+        <w:tblLayout w:type="fixed"/>
+        <w:tblLook w:firstColumn="1" w:firstRow="1" w:lastColumn="0" w:lastRow="0" w:noHBand="0" w:noVBand="1" w:val="04A0"/>
+      </w:tblPr>
+      <w:tblGrid>
+        <w:gridCol w:w="4925"/>
+        <w:gridCol w:w="4925"/>
+      </w:tblGrid>
+      <w:tr>
+        <w:tc>
+          <w:tcPr>
+            <w:tcW w:type="dxa" w:w="1632"/>
+            <w:shd w:val="clear" w:fill="2E6BA0"/>
+          </w:tcPr>
+          <w:p>
+            <w:r>
+              <w:rPr>
+                <w:b/>
+                <w:i w:val="0"/>
+                <w:color w:val="FFFFFF"/>
+                <w:sz w:val="20"/>
+              </w:rPr>
+              <w:t>Test</w:t>
+            </w:r>
+          </w:p>
+        </w:tc>
+        <w:tc>
+          <w:tcPr>
+            <w:tcW w:type="dxa" w:w="8160"/>
+            <w:shd w:val="clear" w:fill="2E6BA0"/>
+          </w:tcPr>
+          <w:p>
+            <w:r>
+              <w:rPr>
+                <w:b/>
+                <w:i w:val="0"/>
+                <w:color w:val="FFFFFF"/>
+                <w:sz w:val="20"/>
+              </w:rPr>
+              <w:t>What it checks</w:t>
+            </w:r>
+          </w:p>
+        </w:tc>
+      </w:tr>
+      <w:tr>
+        <w:tc>
+          <w:tcPr>
+            <w:tcW w:type="dxa" w:w="1632"/>
+          </w:tcPr>
+          <w:p>
+            <w:r>
+              <w:rPr>
+                <w:rFonts w:ascii="Consolas" w:hAnsi="Consolas"/>
+                <w:b w:val="0"/>
+                <w:i w:val="0"/>
+                <w:color w:val="22303C"/>
+                <w:sz w:val="20"/>
+              </w:rPr>
+              <w:t>test_each_topic_is_a_tile_linking_to_it</w:t>
+            </w:r>
+          </w:p>
+        </w:tc>
+        <w:tc>
+          <w:tcPr>
+            <w:tcW w:type="dxa" w:w="8160"/>
+          </w:tcPr>
+          <w:p>
+            <w:r>
+              <w:rPr>
+                <w:b w:val="0"/>
+                <w:i w:val="0"/>
+                <w:color w:val="22303C"/>
+                <w:sz w:val="20"/>
+              </w:rPr>
+              <w:t>One tile per topic inside the grid, each linking to its page.</w:t>
+            </w:r>
+          </w:p>
+        </w:tc>
+      </w:tr>
+      <w:tr>
+        <w:tc>
+          <w:tcPr>
+            <w:tcW w:type="dxa" w:w="1632"/>
+          </w:tcPr>
+          <w:p>
+            <w:r>
+              <w:rPr>
+                <w:rFonts w:ascii="Consolas" w:hAnsi="Consolas"/>
+                <w:b w:val="0"/>
+                <w:i w:val="0"/>
+                <w:color w:val="22303C"/>
+                <w:sz w:val="20"/>
+              </w:rPr>
+              <w:t>test_a_tile_carries_the_name_and_the_count</w:t>
+            </w:r>
+          </w:p>
+        </w:tc>
+        <w:tc>
+          <w:tcPr>
+            <w:tcW w:type="dxa" w:w="8160"/>
+          </w:tcPr>
+          <w:p>
+            <w:r>
+              <w:rPr>
+                <w:b w:val="0"/>
+                <w:i w:val="0"/>
+                <w:color w:val="22303C"/>
+                <w:sz w:val="20"/>
+              </w:rPr>
+              <w:t>The name and the card count are both on the tile.</w:t>
+            </w:r>
+          </w:p>
+        </w:tc>
+      </w:tr>
+      <w:tr>
+        <w:tc>
+          <w:tcPr>
+            <w:tcW w:type="dxa" w:w="1632"/>
+          </w:tcPr>
+          <w:p>
+            <w:r>
+              <w:rPr>
+                <w:rFonts w:ascii="Consolas" w:hAnsi="Consolas"/>
+                <w:b w:val="0"/>
+                <w:i w:val="0"/>
+                <w:color w:val="22303C"/>
+                <w:sz w:val="20"/>
+              </w:rPr>
+              <w:t>test_one_card_is_not_one_cards</w:t>
+            </w:r>
+          </w:p>
+        </w:tc>
+        <w:tc>
+          <w:tcPr>
+            <w:tcW w:type="dxa" w:w="8160"/>
+          </w:tcPr>
+          <w:p>
+            <w:r>
+              <w:rPr>
+                <w:b w:val="0"/>
+                <w:i w:val="0"/>
+                <w:color w:val="22303C"/>
+                <w:sz w:val="20"/>
+              </w:rPr>
+              <w:t>The count is read on the tile, so it has to be grammatical in the singular.</w:t>
+            </w:r>
+          </w:p>
+        </w:tc>
+      </w:tr>
+      <w:tr>
+        <w:tc>
+          <w:tcPr>
+            <w:tcW w:type="dxa" w:w="1632"/>
+          </w:tcPr>
+          <w:p>
+            <w:r>
+              <w:rPr>
+                <w:rFonts w:ascii="Consolas" w:hAnsi="Consolas"/>
+                <w:b w:val="0"/>
+                <w:i w:val="0"/>
+                <w:color w:val="22303C"/>
+                <w:sz w:val="20"/>
+              </w:rPr>
+              <w:t>test_the_pill_markup_is_gone</w:t>
+            </w:r>
+          </w:p>
+        </w:tc>
+        <w:tc>
+          <w:tcPr>
+            <w:tcW w:type="dxa" w:w="8160"/>
+          </w:tcPr>
+          <w:p>
+            <w:r>
+              <w:rPr>
+                <w:b w:val="0"/>
+                <w:i w:val="0"/>
+                <w:color w:val="22303C"/>
+                <w:sz w:val="20"/>
+              </w:rPr>
+              <w:t xml:space="preserve">No leftover </w:t>
+            </w:r>
+            <w:r>
+              <w:rPr>
+                <w:rFonts w:ascii="Consolas" w:hAnsi="Consolas"/>
+                <w:b w:val="0"/>
+                <w:i w:val="0"/>
+                <w:color w:val="22303C"/>
+                <w:sz w:val="20"/>
+              </w:rPr>
+              <w:t>chip</w:t>
+            </w:r>
+            <w:r>
+              <w:rPr>
+                <w:b w:val="0"/>
+                <w:i w:val="0"/>
+                <w:color w:val="22303C"/>
+                <w:sz w:val="20"/>
+              </w:rPr>
+              <w:t xml:space="preserve"> class — a cached stylesheet would still render one as a pill, and it would not be square.</w:t>
+            </w:r>
+          </w:p>
+        </w:tc>
+      </w:tr>
+      <w:tr>
+        <w:tc>
+          <w:tcPr>
+            <w:tcW w:type="dxa" w:w="1632"/>
+          </w:tcPr>
+          <w:p>
+            <w:r>
+              <w:rPr>
+                <w:rFonts w:ascii="Consolas" w:hAnsi="Consolas"/>
+                <w:b w:val="0"/>
+                <w:i w:val="0"/>
+                <w:color w:val="22303C"/>
+                <w:sz w:val="20"/>
+              </w:rPr>
+              <w:t>test_the_empty_states_are_unchanged</w:t>
+            </w:r>
+          </w:p>
+        </w:tc>
+        <w:tc>
+          <w:tcPr>
+            <w:tcW w:type="dxa" w:w="8160"/>
+          </w:tcPr>
+          <w:p>
+            <w:r>
+              <w:rPr>
+                <w:b w:val="0"/>
+                <w:i w:val="0"/>
+                <w:color w:val="22303C"/>
+                <w:sz w:val="20"/>
+              </w:rPr>
+              <w:t>The tiles replaced the chips; they did not replace the explanations for having none (#127).</w:t>
+            </w:r>
+          </w:p>
+        </w:tc>
+      </w:tr>
+      <w:tr>
+        <w:tc>
+          <w:tcPr>
+            <w:tcW w:type="dxa" w:w="1632"/>
+          </w:tcPr>
+          <w:p>
+            <w:r>
+              <w:rPr>
+                <w:rFonts w:ascii="Consolas" w:hAnsi="Consolas"/>
+                <w:b w:val="0"/>
+                <w:i w:val="0"/>
+                <w:color w:val="22303C"/>
+                <w:sz w:val="20"/>
+              </w:rPr>
+              <w:t>test_the_widget_rebuilds_tiles_not_chips</w:t>
+            </w:r>
+          </w:p>
+        </w:tc>
+        <w:tc>
+          <w:tcPr>
+            <w:tcW w:type="dxa" w:w="8160"/>
+          </w:tcPr>
+          <w:p>
+            <w:r>
+              <w:rPr>
+                <w:b w:val="0"/>
+                <w:i w:val="0"/>
+                <w:color w:val="22303C"/>
+                <w:sz w:val="20"/>
+              </w:rPr>
+              <w:t>Mykola refreshes this section in place after saving a card from chat (ai_agent#53), building the markup in JavaScript — so it has to change alongside the template, or a chat save quietly restores the old pills.</w:t>
+            </w:r>
+          </w:p>
+        </w:tc>
+      </w:tr>
+    </w:tbl>
+    <w:p>
+      <w:pPr>
+        <w:spacing w:after="40"/>
+      </w:pPr>
+    </w:p>
+    <w:p>
+      <w:pPr>
+        <w:spacing w:after="120"/>
+      </w:pPr>
+      <w:r>
+        <w:rPr>
+          <w:b/>
+          <w:i w:val="0"/>
+          <w:color w:val="22303C"/>
+          <w:sz w:val="22"/>
+        </w:rPr>
+        <w:t>The database check, now in Settings</w:t>
+      </w:r>
+    </w:p>
+    <w:tbl>
+      <w:tblPr>
+        <w:tblStyle w:val="TableGrid"/>
+        <w:tblW w:type="auto" w:w="0"/>
+        <w:jc w:val="left"/>
+        <w:tblLayout w:type="fixed"/>
+        <w:tblLook w:firstColumn="1" w:firstRow="1" w:lastColumn="0" w:lastRow="0" w:noHBand="0" w:noVBand="1" w:val="04A0"/>
+      </w:tblPr>
+      <w:tblGrid>
+        <w:gridCol w:w="4925"/>
+        <w:gridCol w:w="4925"/>
+      </w:tblGrid>
+      <w:tr>
+        <w:tc>
+          <w:tcPr>
+            <w:tcW w:type="dxa" w:w="2656"/>
+            <w:shd w:val="clear" w:fill="2E6BA0"/>
+          </w:tcPr>
+          <w:p>
+            <w:r>
+              <w:rPr>
+                <w:b/>
+                <w:i w:val="0"/>
+                <w:color w:val="FFFFFF"/>
+                <w:sz w:val="20"/>
+              </w:rPr>
+              <w:t>Test</w:t>
+            </w:r>
+          </w:p>
+        </w:tc>
+        <w:tc>
+          <w:tcPr>
+            <w:tcW w:type="dxa" w:w="7136"/>
+            <w:shd w:val="clear" w:fill="2E6BA0"/>
+          </w:tcPr>
+          <w:p>
+            <w:r>
+              <w:rPr>
+                <w:b/>
+                <w:i w:val="0"/>
+                <w:color w:val="FFFFFF"/>
+                <w:sz w:val="20"/>
+              </w:rPr>
+              <w:t>What it checks</w:t>
+            </w:r>
+          </w:p>
+        </w:tc>
+      </w:tr>
+      <w:tr>
+        <w:tc>
+          <w:tcPr>
+            <w:tcW w:type="dxa" w:w="2656"/>
+          </w:tcPr>
+          <w:p>
+            <w:r>
+              <w:rPr>
+                <w:rFonts w:ascii="Consolas" w:hAnsi="Consolas"/>
+                <w:b w:val="0"/>
+                <w:i w:val="0"/>
+                <w:color w:val="22303C"/>
+                <w:sz w:val="20"/>
+              </w:rPr>
+              <w:t>test_the_button_is_in_the_settings_popup</w:t>
+            </w:r>
+          </w:p>
+        </w:tc>
+        <w:tc>
+          <w:tcPr>
+            <w:tcW w:type="dxa" w:w="7136"/>
+          </w:tcPr>
+          <w:p>
+            <w:r>
+              <w:rPr>
+                <w:b w:val="0"/>
+                <w:i w:val="0"/>
+                <w:color w:val="22303C"/>
+                <w:sz w:val="20"/>
+              </w:rPr>
+              <w:t>The button and its label are inside the settings modal.</w:t>
+            </w:r>
+          </w:p>
+        </w:tc>
+      </w:tr>
+      <w:tr>
+        <w:tc>
+          <w:tcPr>
+            <w:tcW w:type="dxa" w:w="2656"/>
+          </w:tcPr>
+          <w:p>
+            <w:r>
+              <w:rPr>
+                <w:rFonts w:ascii="Consolas" w:hAnsi="Consolas"/>
+                <w:b w:val="0"/>
+                <w:i w:val="0"/>
+                <w:color w:val="22303C"/>
+                <w:sz w:val="20"/>
+              </w:rPr>
+              <w:t>test_the_button_never_submits_the_settings_form</w:t>
+            </w:r>
+          </w:p>
+        </w:tc>
+        <w:tc>
+          <w:tcPr>
+            <w:tcW w:type="dxa" w:w="7136"/>
+          </w:tcPr>
+          <w:p>
+            <w:r>
+              <w:rPr>
+                <w:b w:val="0"/>
+                <w:i w:val="0"/>
+                <w:color w:val="22303C"/>
+                <w:sz w:val="20"/>
+              </w:rPr>
+              <w:t xml:space="preserve">It sits inside </w:t>
+            </w:r>
+            <w:r>
+              <w:rPr>
+                <w:rFonts w:ascii="Consolas" w:hAnsi="Consolas"/>
+                <w:b w:val="0"/>
+                <w:i w:val="0"/>
+                <w:color w:val="22303C"/>
+                <w:sz w:val="20"/>
+              </w:rPr>
+              <w:t>#settings-form</w:t>
+            </w:r>
+            <w:r>
+              <w:rPr>
+                <w:b w:val="0"/>
+                <w:i w:val="0"/>
+                <w:color w:val="22303C"/>
+                <w:sz w:val="20"/>
+              </w:rPr>
+              <w:t>, so a default-type button would save the settings as a side effect of asking about the database.</w:t>
+            </w:r>
+          </w:p>
+        </w:tc>
+      </w:tr>
+      <w:tr>
+        <w:tc>
+          <w:tcPr>
+            <w:tcW w:type="dxa" w:w="2656"/>
+          </w:tcPr>
+          <w:p>
+            <w:r>
+              <w:rPr>
+                <w:rFonts w:ascii="Consolas" w:hAnsi="Consolas"/>
+                <w:b w:val="0"/>
+                <w:i w:val="0"/>
+                <w:color w:val="22303C"/>
+                <w:sz w:val="20"/>
+              </w:rPr>
+              <w:t>test_the_button_works_for_anonymous_visitors</w:t>
+            </w:r>
+          </w:p>
+        </w:tc>
+        <w:tc>
+          <w:tcPr>
+            <w:tcW w:type="dxa" w:w="7136"/>
+          </w:tcPr>
+          <w:p>
+            <w:r>
+              <w:rPr>
+                <w:b w:val="0"/>
+                <w:i w:val="0"/>
+                <w:color w:val="22303C"/>
+                <w:sz w:val="20"/>
+              </w:rPr>
+              <w:t xml:space="preserve">Read-only settings (#102) freeze the </w:t>
+            </w:r>
+            <w:r>
+              <w:rPr>
+                <w:b w:val="0"/>
+                <w:i/>
+                <w:color w:val="22303C"/>
+                <w:sz w:val="20"/>
+              </w:rPr>
+              <w:t>settings</w:t>
+            </w:r>
+            <w:r>
+              <w:rPr>
+                <w:b w:val="0"/>
+                <w:i w:val="0"/>
+                <w:color w:val="22303C"/>
+                <w:sz w:val="20"/>
+              </w:rPr>
+              <w:t>; this changes nothing, so it stays usable — the same reasoning as Reset Auth.</w:t>
+            </w:r>
+          </w:p>
+        </w:tc>
+      </w:tr>
+      <w:tr>
+        <w:tc>
+          <w:tcPr>
+            <w:tcW w:type="dxa" w:w="2656"/>
+          </w:tcPr>
+          <w:p>
+            <w:r>
+              <w:rPr>
+                <w:rFonts w:ascii="Consolas" w:hAnsi="Consolas"/>
+                <w:b w:val="0"/>
+                <w:i w:val="0"/>
+                <w:color w:val="22303C"/>
+                <w:sz w:val="20"/>
+              </w:rPr>
+              <w:t>test_the_button_is_on_every_page_not_just_the_index</w:t>
+            </w:r>
+          </w:p>
+        </w:tc>
+        <w:tc>
+          <w:tcPr>
+            <w:tcW w:type="dxa" w:w="7136"/>
+          </w:tcPr>
+          <w:p>
+            <w:r>
+              <w:rPr>
+                <w:b w:val="0"/>
+                <w:i w:val="0"/>
+                <w:color w:val="22303C"/>
+                <w:sz w:val="20"/>
+              </w:rPr>
+              <w:t>It is in the popup, and the popup is in the base template.</w:t>
+            </w:r>
+          </w:p>
+        </w:tc>
+      </w:tr>
+      <w:tr>
+        <w:tc>
+          <w:tcPr>
+            <w:tcW w:type="dxa" w:w="2656"/>
+          </w:tcPr>
+          <w:p>
+            <w:r>
+              <w:rPr>
+                <w:rFonts w:ascii="Consolas" w:hAnsi="Consolas"/>
+                <w:b w:val="0"/>
+                <w:i w:val="0"/>
+                <w:color w:val="22303C"/>
+                <w:sz w:val="20"/>
+              </w:rPr>
+              <w:t>test_a_reachable_database_answers_ok</w:t>
+            </w:r>
+          </w:p>
+        </w:tc>
+        <w:tc>
+          <w:tcPr>
+            <w:tcW w:type="dxa" w:w="7136"/>
+          </w:tcPr>
+          <w:p>
+            <w:r>
+              <w:rPr>
+                <w:rFonts w:ascii="Consolas" w:hAnsi="Consolas"/>
+                <w:b w:val="0"/>
+                <w:i w:val="0"/>
+                <w:color w:val="22303C"/>
+                <w:sz w:val="20"/>
+              </w:rPr>
+              <w:t>POST /db/test</w:t>
+            </w:r>
+            <w:r>
+              <w:rPr>
+                <w:b w:val="0"/>
+                <w:i w:val="0"/>
+                <w:color w:val="22303C"/>
+                <w:sz w:val="20"/>
+              </w:rPr>
+              <w:t xml:space="preserve"> answers </w:t>
+            </w:r>
+            <w:r>
+              <w:rPr>
+                <w:rFonts w:ascii="Consolas" w:hAnsi="Consolas"/>
+                <w:b w:val="0"/>
+                <w:i w:val="0"/>
+                <w:color w:val="22303C"/>
+                <w:sz w:val="20"/>
+              </w:rPr>
+              <w:t>{"ok": true}</w:t>
+            </w:r>
+            <w:r>
+              <w:rPr>
+                <w:b w:val="0"/>
+                <w:i w:val="0"/>
+                <w:color w:val="22303C"/>
+                <w:sz w:val="20"/>
+              </w:rPr>
+              <w:t>.</w:t>
+            </w:r>
+          </w:p>
+        </w:tc>
+      </w:tr>
+      <w:tr>
+        <w:tc>
+          <w:tcPr>
+            <w:tcW w:type="dxa" w:w="2656"/>
+          </w:tcPr>
+          <w:p>
+            <w:r>
+              <w:rPr>
+                <w:rFonts w:ascii="Consolas" w:hAnsi="Consolas"/>
+                <w:b w:val="0"/>
+                <w:i w:val="0"/>
+                <w:color w:val="22303C"/>
+                <w:sz w:val="20"/>
+              </w:rPr>
+              <w:t>test_an_unreachable_database_answers_why</w:t>
+            </w:r>
+          </w:p>
+        </w:tc>
+        <w:tc>
+          <w:tcPr>
+            <w:tcW w:type="dxa" w:w="7136"/>
+          </w:tcPr>
+          <w:p>
+            <w:r>
+              <w:rPr>
+                <w:b w:val="0"/>
+                <w:i w:val="0"/>
+                <w:color w:val="22303C"/>
+                <w:sz w:val="20"/>
+              </w:rPr>
+              <w:t>A failure is an answer to the question that was asked, not a server error — still 200, with the reason, so the popup can show it.</w:t>
+            </w:r>
+          </w:p>
+        </w:tc>
+      </w:tr>
+      <w:tr>
+        <w:tc>
+          <w:tcPr>
+            <w:tcW w:type="dxa" w:w="2656"/>
+          </w:tcPr>
+          <w:p>
+            <w:r>
+              <w:rPr>
+                <w:rFonts w:ascii="Consolas" w:hAnsi="Consolas"/>
+                <w:b w:val="0"/>
+                <w:i w:val="0"/>
+                <w:color w:val="22303C"/>
+                <w:sz w:val="20"/>
+              </w:rPr>
+              <w:t>test_the_check_never_redirects</w:t>
+            </w:r>
+          </w:p>
+        </w:tc>
+        <w:tc>
+          <w:tcPr>
+            <w:tcW w:type="dxa" w:w="7136"/>
+          </w:tcPr>
+          <w:p>
+            <w:r>
+              <w:rPr>
+                <w:b w:val="0"/>
+                <w:i w:val="0"/>
+                <w:color w:val="22303C"/>
+                <w:sz w:val="20"/>
+              </w:rPr>
+              <w:t>The whole reason it is JSON: the popup opens on every page, and a redirect would drop the visitor onto the index from wherever they were.</w:t>
+            </w:r>
+          </w:p>
+        </w:tc>
+      </w:tr>
+      <w:tr>
+        <w:tc>
+          <w:tcPr>
+            <w:tcW w:type="dxa" w:w="2656"/>
+          </w:tcPr>
+          <w:p>
+            <w:r>
+              <w:rPr>
+                <w:rFonts w:ascii="Consolas" w:hAnsi="Consolas"/>
+                <w:b w:val="0"/>
+                <w:i w:val="0"/>
+                <w:color w:val="22303C"/>
+                <w:sz w:val="20"/>
+              </w:rPr>
+              <w:t>test_the_check_rejects_get</w:t>
+            </w:r>
+          </w:p>
+        </w:tc>
+        <w:tc>
+          <w:tcPr>
+            <w:tcW w:type="dxa" w:w="7136"/>
+          </w:tcPr>
+          <w:p>
+            <w:r>
+              <w:rPr>
+                <w:rFonts w:ascii="Consolas" w:hAnsi="Consolas"/>
+                <w:b w:val="0"/>
+                <w:i w:val="0"/>
+                <w:color w:val="22303C"/>
+                <w:sz w:val="20"/>
+              </w:rPr>
+              <w:t>GET /db/test</w:t>
+            </w:r>
+            <w:r>
+              <w:rPr>
+                <w:b w:val="0"/>
+                <w:i w:val="0"/>
+                <w:color w:val="22303C"/>
+                <w:sz w:val="20"/>
+              </w:rPr>
+              <w:t xml:space="preserve"> answers 405.</w:t>
+            </w:r>
+          </w:p>
+        </w:tc>
+      </w:tr>
+    </w:tbl>
+    <w:p>
+      <w:pPr>
+        <w:spacing w:after="40"/>
+      </w:pPr>
+    </w:p>
+    <w:p>
+      <w:pPr>
+        <w:pStyle w:val="Heading1"/>
+      </w:pPr>
+      <w:r>
+        <w:rPr>
+          <w:b w:val="0"/>
+          <w:i w:val="0"/>
+          <w:color w:val="2E6BA0"/>
+          <w:sz w:val="30"/>
+        </w:rPr>
         <w:t>test_mykola_widget.py — the New Chat button (3 cases)</w:t>
       </w:r>
     </w:p>
@@ -30232,7 +31173,7 @@
           <w:color w:val="2E6BA0"/>
           <w:sz w:val="30"/>
         </w:rPr>
-        <w:t>test_ui_pages.py — pages, banners and link previews (12 cases)</w:t>
+        <w:t>test_ui_pages.py — pages, banners and link previews (10 cases)</w:t>
       </w:r>
     </w:p>
     <w:tbl>
@@ -30297,7 +31238,7 @@
                 <w:color w:val="22303C"/>
                 <w:sz w:val="20"/>
               </w:rPr>
-              <w:t>test_topic_chips</w:t>
+              <w:t>test_topic_tiles</w:t>
             </w:r>
           </w:p>
         </w:tc>
@@ -30313,7 +31254,7 @@
                 <w:color w:val="22303C"/>
                 <w:sz w:val="20"/>
               </w:rPr>
-              <w:t>Each topic renders as a link with its card count.</w:t>
+              <w:t>Each topic renders as a tile linking to it, with its card count (#184).</w:t>
             </w:r>
           </w:p>
         </w:tc>
@@ -30454,76 +31395,6 @@
                 <w:sz w:val="20"/>
               </w:rPr>
               <w:t>The About link, its image and the modal with its close control.</w:t>
-            </w:r>
-          </w:p>
-        </w:tc>
-      </w:tr>
-      <w:tr>
-        <w:tc>
-          <w:tcPr>
-            <w:tcW w:type="dxa" w:w="2362"/>
-          </w:tcPr>
-          <w:p>
-            <w:r>
-              <w:rPr>
-                <w:rFonts w:ascii="Consolas" w:hAnsi="Consolas"/>
-                <w:b w:val="0"/>
-                <w:i w:val="0"/>
-                <w:color w:val="22303C"/>
-                <w:sz w:val="20"/>
-              </w:rPr>
-              <w:t>test_db_success_banner_is_green</w:t>
-            </w:r>
-          </w:p>
-        </w:tc>
-        <w:tc>
-          <w:tcPr>
-            <w:tcW w:type="dxa" w:w="7430"/>
-          </w:tcPr>
-          <w:p>
-            <w:r>
-              <w:rPr>
-                <w:b w:val="0"/>
-                <w:i w:val="0"/>
-                <w:color w:val="22303C"/>
-                <w:sz w:val="20"/>
-              </w:rPr>
-              <w:t>A successful connection test lands in the green confirmation banner.</w:t>
-            </w:r>
-          </w:p>
-        </w:tc>
-      </w:tr>
-      <w:tr>
-        <w:tc>
-          <w:tcPr>
-            <w:tcW w:type="dxa" w:w="2362"/>
-          </w:tcPr>
-          <w:p>
-            <w:r>
-              <w:rPr>
-                <w:rFonts w:ascii="Consolas" w:hAnsi="Consolas"/>
-                <w:b w:val="0"/>
-                <w:i w:val="0"/>
-                <w:color w:val="22303C"/>
-                <w:sz w:val="20"/>
-              </w:rPr>
-              <w:t>test_db_failure_banner_is_red</w:t>
-            </w:r>
-          </w:p>
-        </w:tc>
-        <w:tc>
-          <w:tcPr>
-            <w:tcW w:type="dxa" w:w="7430"/>
-          </w:tcPr>
-          <w:p>
-            <w:r>
-              <w:rPr>
-                <w:b w:val="0"/>
-                <w:i w:val="0"/>
-                <w:color w:val="22303C"/>
-                <w:sz w:val="20"/>
-              </w:rPr>
-              <w:t>A failure lands in the red error banner with the reason.</w:t>
             </w:r>
           </w:p>
         </w:tc>
@@ -32404,7 +33275,7 @@
           <w:color w:val="22303C"/>
           <w:sz w:val="22"/>
         </w:rPr>
-        <w:t>Totals as of this revision: 36 files, 496 test functions, 545 collected cases</w:t>
+        <w:t>Totals as of this revision: 37 files, 511 test functions, 560 collected cases</w:t>
       </w:r>
       <w:r>
         <w:rPr>
@@ -32413,7 +33284,7 @@
           <w:color w:val="22303C"/>
           <w:sz w:val="22"/>
         </w:rPr>
-        <w:t xml:space="preserve"> (535 passing, 10 opt-in </w:t>
+        <w:t xml:space="preserve"> (550 passing, 10 opt-in </w:t>
       </w:r>
       <w:r>
         <w:rPr>

--- a/docs/test-catalog.docx
+++ b/docs/test-catalog.docx
@@ -63,7 +63,7 @@
           <w:color w:val="22303C"/>
           <w:sz w:val="22"/>
         </w:rPr>
-        <w:t>560 test cases in 37 files</w:t>
+        <w:t>564 test cases in 37 files</w:t>
       </w:r>
     </w:p>
     <w:p>
@@ -221,7 +221,7 @@
                 <w:color w:val="22303C"/>
                 <w:sz w:val="20"/>
               </w:rPr>
-              <w:t>560 cases: 550 pass, 10 skip.</w:t>
+              <w:t>564 cases: 554 pass, 10 skip.</w:t>
             </w:r>
           </w:p>
         </w:tc>
@@ -274,7 +274,7 @@
                 <w:color w:val="22303C"/>
                 <w:sz w:val="20"/>
               </w:rPr>
-              <w:t xml:space="preserve"> — 554 cases, of which 544 pass and 10 skip. About 18 seconds, no network.</w:t>
+              <w:t xml:space="preserve"> — 558 cases, of which 548 pass and 10 skip. About 18 seconds, no network.</w:t>
             </w:r>
           </w:p>
         </w:tc>
@@ -802,7 +802,7 @@
           <w:color w:val="22303C"/>
           <w:sz w:val="22"/>
         </w:rPr>
-        <w:t xml:space="preserve"> counts, so the arithmetic reconciles with a test run. 511 test functions expand to 560 cases through </w:t>
+        <w:t xml:space="preserve"> counts, so the arithmetic reconciles with a test run. 515 test functions expand to 564 cases through </w:t>
       </w:r>
       <w:r>
         <w:rPr>
@@ -25160,7 +25160,7 @@
           <w:color w:val="2E6BA0"/>
           <w:sz w:val="30"/>
         </w:rPr>
-        <w:t>test_main_page_layout.py — the main page reordered (17 cases)</w:t>
+        <w:t>test_main_page_layout.py — the main page reordered (21 cases)</w:t>
       </w:r>
     </w:p>
     <w:p>
@@ -26080,6 +26080,252 @@
                 <w:sz w:val="20"/>
               </w:rPr>
               <w:t xml:space="preserve"> answers 405.</w:t>
+            </w:r>
+          </w:p>
+        </w:tc>
+      </w:tr>
+    </w:tbl>
+    <w:p>
+      <w:pPr>
+        <w:spacing w:after="40"/>
+      </w:pPr>
+    </w:p>
+    <w:p>
+      <w:pPr>
+        <w:spacing w:after="120"/>
+      </w:pPr>
+      <w:r>
+        <w:rPr>
+          <w:b/>
+          <w:i w:val="0"/>
+          <w:color w:val="22303C"/>
+          <w:sz w:val="22"/>
+        </w:rPr>
+        <w:t>The page steps aside for the widget</w:t>
+      </w:r>
+    </w:p>
+    <w:tbl>
+      <w:tblPr>
+        <w:tblStyle w:val="TableGrid"/>
+        <w:tblW w:type="auto" w:w="0"/>
+        <w:jc w:val="left"/>
+        <w:tblLayout w:type="fixed"/>
+        <w:tblLook w:firstColumn="1" w:firstRow="1" w:lastColumn="0" w:lastRow="0" w:noHBand="0" w:noVBand="1" w:val="04A0"/>
+      </w:tblPr>
+      <w:tblGrid>
+        <w:gridCol w:w="4925"/>
+        <w:gridCol w:w="4925"/>
+      </w:tblGrid>
+      <w:tr>
+        <w:tc>
+          <w:tcPr>
+            <w:tcW w:type="dxa" w:w="2419"/>
+            <w:shd w:val="clear" w:fill="2E6BA0"/>
+          </w:tcPr>
+          <w:p>
+            <w:r>
+              <w:rPr>
+                <w:b/>
+                <w:i w:val="0"/>
+                <w:color w:val="FFFFFF"/>
+                <w:sz w:val="20"/>
+              </w:rPr>
+              <w:t>Test</w:t>
+            </w:r>
+          </w:p>
+        </w:tc>
+        <w:tc>
+          <w:tcPr>
+            <w:tcW w:type="dxa" w:w="7373"/>
+            <w:shd w:val="clear" w:fill="2E6BA0"/>
+          </w:tcPr>
+          <w:p>
+            <w:r>
+              <w:rPr>
+                <w:b/>
+                <w:i w:val="0"/>
+                <w:color w:val="FFFFFF"/>
+                <w:sz w:val="20"/>
+              </w:rPr>
+              <w:t>What it checks</w:t>
+            </w:r>
+          </w:p>
+        </w:tc>
+      </w:tr>
+      <w:tr>
+        <w:tc>
+          <w:tcPr>
+            <w:tcW w:type="dxa" w:w="2419"/>
+          </w:tcPr>
+          <w:p>
+            <w:r>
+              <w:rPr>
+                <w:rFonts w:ascii="Consolas" w:hAnsi="Consolas"/>
+                <w:b w:val="0"/>
+                <w:i w:val="0"/>
+                <w:color w:val="22303C"/>
+                <w:sz w:val="20"/>
+              </w:rPr>
+              <w:t>test_the_page_moves_only_while_the_panel_is_open</w:t>
+            </w:r>
+          </w:p>
+        </w:tc>
+        <w:tc>
+          <w:tcPr>
+            <w:tcW w:type="dxa" w:w="7373"/>
+          </w:tcPr>
+          <w:p>
+            <w:r>
+              <w:rPr>
+                <w:b w:val="0"/>
+                <w:i w:val="0"/>
+                <w:color w:val="22303C"/>
+                <w:sz w:val="20"/>
+              </w:rPr>
+              <w:t>The shift is tied to the open state, so a closed widget leaves no empty strip where the panel is not — and it moves the content, never the header, which a bottom-anchored panel does not cover.</w:t>
+            </w:r>
+          </w:p>
+        </w:tc>
+      </w:tr>
+      <w:tr>
+        <w:tc>
+          <w:tcPr>
+            <w:tcW w:type="dxa" w:w="2419"/>
+          </w:tcPr>
+          <w:p>
+            <w:r>
+              <w:rPr>
+                <w:rFonts w:ascii="Consolas" w:hAnsi="Consolas"/>
+                <w:b w:val="0"/>
+                <w:i w:val="0"/>
+                <w:color w:val="22303C"/>
+                <w:sz w:val="20"/>
+              </w:rPr>
+              <w:t>test_the_shift_is_off_where_there_is_no_room</w:t>
+            </w:r>
+          </w:p>
+        </w:tc>
+        <w:tc>
+          <w:tcPr>
+            <w:tcW w:type="dxa" w:w="7373"/>
+          </w:tcPr>
+          <w:p>
+            <w:r>
+              <w:rPr>
+                <w:b w:val="0"/>
+                <w:i w:val="0"/>
+                <w:color w:val="22303C"/>
+                <w:sz w:val="20"/>
+              </w:rPr>
+              <w:t>860px of page plus a 340px panel do not fit under about 1240px, so below that the page stays put; the clamp keeps it on screen at the narrow end of the range.</w:t>
+            </w:r>
+          </w:p>
+        </w:tc>
+      </w:tr>
+      <w:tr>
+        <w:tc>
+          <w:tcPr>
+            <w:tcW w:type="dxa" w:w="2419"/>
+          </w:tcPr>
+          <w:p>
+            <w:r>
+              <w:rPr>
+                <w:rFonts w:ascii="Consolas" w:hAnsi="Consolas"/>
+                <w:b w:val="0"/>
+                <w:i w:val="0"/>
+                <w:color w:val="22303C"/>
+                <w:sz w:val="20"/>
+              </w:rPr>
+              <w:t>test_every_place_that_opens_or_closes_the_panel_syncs_the_space</w:t>
+            </w:r>
+          </w:p>
+        </w:tc>
+        <w:tc>
+          <w:tcPr>
+            <w:tcW w:type="dxa" w:w="7373"/>
+          </w:tcPr>
+          <w:p>
+            <w:r>
+              <w:rPr>
+                <w:b w:val="0"/>
+                <w:i w:val="0"/>
+                <w:color w:val="22303C"/>
+                <w:sz w:val="20"/>
+              </w:rPr>
+              <w:t xml:space="preserve">Three call sites set </w:t>
+            </w:r>
+            <w:r>
+              <w:rPr>
+                <w:rFonts w:ascii="Consolas" w:hAnsi="Consolas"/>
+                <w:b w:val="0"/>
+                <w:i w:val="0"/>
+                <w:color w:val="22303C"/>
+                <w:sz w:val="20"/>
+              </w:rPr>
+              <w:t>panel.hidden</w:t>
+            </w:r>
+            <w:r>
+              <w:rPr>
+                <w:b w:val="0"/>
+                <w:i w:val="0"/>
+                <w:color w:val="22303C"/>
+                <w:sz w:val="20"/>
+              </w:rPr>
+              <w:t xml:space="preserve"> — open, close, and restoring a stored thread on load. A missed one leaves the page shifted with nothing beside it, or the panel back on top of the content.</w:t>
+            </w:r>
+          </w:p>
+        </w:tc>
+      </w:tr>
+      <w:tr>
+        <w:tc>
+          <w:tcPr>
+            <w:tcW w:type="dxa" w:w="2419"/>
+          </w:tcPr>
+          <w:p>
+            <w:r>
+              <w:rPr>
+                <w:rFonts w:ascii="Consolas" w:hAnsi="Consolas"/>
+                <w:b w:val="0"/>
+                <w:i w:val="0"/>
+                <w:color w:val="22303C"/>
+                <w:sz w:val="20"/>
+              </w:rPr>
+              <w:t>test_the_class_lands_on_the_body</w:t>
+            </w:r>
+          </w:p>
+        </w:tc>
+        <w:tc>
+          <w:tcPr>
+            <w:tcW w:type="dxa" w:w="7373"/>
+          </w:tcPr>
+          <w:p>
+            <w:r>
+              <w:rPr>
+                <w:b w:val="0"/>
+                <w:i w:val="0"/>
+                <w:color w:val="22303C"/>
+                <w:sz w:val="20"/>
+              </w:rPr>
+              <w:t xml:space="preserve">The rule is </w:t>
+            </w:r>
+            <w:r>
+              <w:rPr>
+                <w:rFonts w:ascii="Consolas" w:hAnsi="Consolas"/>
+                <w:b w:val="0"/>
+                <w:i w:val="0"/>
+                <w:color w:val="22303C"/>
+                <w:sz w:val="20"/>
+              </w:rPr>
+              <w:t>body.mykola-open .page</w:t>
+            </w:r>
+            <w:r>
+              <w:rPr>
+                <w:b w:val="0"/>
+                <w:i w:val="0"/>
+                <w:color w:val="22303C"/>
+                <w:sz w:val="20"/>
+              </w:rPr>
+              <w:t>, so the toggle has to be on the body — on the panel it would style nothing.</w:t>
             </w:r>
           </w:p>
         </w:tc>
@@ -33275,7 +33521,7 @@
           <w:color w:val="22303C"/>
           <w:sz w:val="22"/>
         </w:rPr>
-        <w:t>Totals as of this revision: 37 files, 511 test functions, 560 collected cases</w:t>
+        <w:t>Totals as of this revision: 37 files, 515 test functions, 564 collected cases</w:t>
       </w:r>
       <w:r>
         <w:rPr>
@@ -33284,7 +33530,7 @@
           <w:color w:val="22303C"/>
           <w:sz w:val="22"/>
         </w:rPr>
-        <w:t xml:space="preserve"> (550 passing, 10 opt-in </w:t>
+        <w:t xml:space="preserve"> (554 passing, 10 opt-in </w:t>
       </w:r>
       <w:r>
         <w:rPr>

--- a/docs/test-catalog.docx
+++ b/docs/test-catalog.docx
@@ -63,7 +63,7 @@
           <w:color w:val="22303C"/>
           <w:sz w:val="22"/>
         </w:rPr>
-        <w:t>564 test cases in 37 files</w:t>
+        <w:t>576 test cases in 38 files</w:t>
       </w:r>
     </w:p>
     <w:p>
@@ -221,7 +221,7 @@
                 <w:color w:val="22303C"/>
                 <w:sz w:val="20"/>
               </w:rPr>
-              <w:t>564 cases: 554 pass, 10 skip.</w:t>
+              <w:t>576 cases: 566 pass, 10 skip.</w:t>
             </w:r>
           </w:p>
         </w:tc>
@@ -274,7 +274,7 @@
                 <w:color w:val="22303C"/>
                 <w:sz w:val="20"/>
               </w:rPr>
-              <w:t xml:space="preserve"> — 558 cases, of which 548 pass and 10 skip. About 18 seconds, no network.</w:t>
+              <w:t xml:space="preserve"> — 570 cases, of which 560 pass and 10 skip. About 18 seconds, no network.</w:t>
             </w:r>
           </w:p>
         </w:tc>
@@ -802,7 +802,7 @@
           <w:color w:val="22303C"/>
           <w:sz w:val="22"/>
         </w:rPr>
-        <w:t xml:space="preserve"> counts, so the arithmetic reconciles with a test run. 515 test functions expand to 564 cases through </w:t>
+        <w:t xml:space="preserve"> counts, so the arithmetic reconciles with a test run. 525 test functions expand to 576 cases through </w:t>
       </w:r>
       <w:r>
         <w:rPr>
@@ -31398,6 +31398,646 @@
                 <w:sz w:val="20"/>
               </w:rPr>
               <w:t>The lookup is called with exactly the stored translator and dictionary, so the settings actually reach the network layer.</w:t>
+            </w:r>
+          </w:p>
+        </w:tc>
+      </w:tr>
+    </w:tbl>
+    <w:p>
+      <w:pPr>
+        <w:spacing w:after="40"/>
+      </w:pPr>
+    </w:p>
+    <w:p>
+      <w:pPr>
+        <w:pStyle w:val="Heading1"/>
+      </w:pPr>
+      <w:r>
+        <w:rPr>
+          <w:b w:val="0"/>
+          <w:i w:val="0"/>
+          <w:color w:val="2E6BA0"/>
+          <w:sz w:val="30"/>
+        </w:rPr>
+        <w:t>test_translucent_surfaces.py — half-transparent panels and widget (10 tests, 12 cases)</w:t>
+      </w:r>
+    </w:p>
+    <w:p>
+      <w:pPr>
+        <w:spacing w:after="120"/>
+      </w:pPr>
+      <w:r>
+        <w:rPr>
+          <w:b w:val="0"/>
+          <w:i w:val="0"/>
+          <w:color w:val="22303C"/>
+          <w:sz w:val="22"/>
+        </w:rPr>
+        <w:t>kuantorflow#197. The site sits on a photograph and almost none of it was visible. The content panels are translucent now, and Mykola's panel is too — but less so, because it holds a whole conversation rather than a short form. The opacity is a pair of CSS variables rather than literal alphas, because the values are meant to be tuned by eye.</w:t>
+      </w:r>
+    </w:p>
+    <w:p>
+      <w:pPr>
+        <w:spacing w:after="120"/>
+      </w:pPr>
+      <w:r>
+        <w:rPr>
+          <w:b/>
+          <w:i w:val="0"/>
+          <w:color w:val="22303C"/>
+          <w:sz w:val="22"/>
+        </w:rPr>
+        <w:t>The knobs</w:t>
+      </w:r>
+    </w:p>
+    <w:tbl>
+      <w:tblPr>
+        <w:tblStyle w:val="TableGrid"/>
+        <w:tblW w:type="auto" w:w="0"/>
+        <w:jc w:val="left"/>
+        <w:tblLayout w:type="fixed"/>
+        <w:tblLook w:firstColumn="1" w:firstRow="1" w:lastColumn="0" w:lastRow="0" w:noHBand="0" w:noVBand="1" w:val="04A0"/>
+      </w:tblPr>
+      <w:tblGrid>
+        <w:gridCol w:w="4925"/>
+        <w:gridCol w:w="4925"/>
+      </w:tblGrid>
+      <w:tr>
+        <w:tc>
+          <w:tcPr>
+            <w:tcW w:type="dxa" w:w="2237"/>
+            <w:shd w:val="clear" w:fill="2E6BA0"/>
+          </w:tcPr>
+          <w:p>
+            <w:r>
+              <w:rPr>
+                <w:b/>
+                <w:i w:val="0"/>
+                <w:color w:val="FFFFFF"/>
+                <w:sz w:val="20"/>
+              </w:rPr>
+              <w:t>Test</w:t>
+            </w:r>
+          </w:p>
+        </w:tc>
+        <w:tc>
+          <w:tcPr>
+            <w:tcW w:type="dxa" w:w="7555"/>
+            <w:shd w:val="clear" w:fill="2E6BA0"/>
+          </w:tcPr>
+          <w:p>
+            <w:r>
+              <w:rPr>
+                <w:b/>
+                <w:i w:val="0"/>
+                <w:color w:val="FFFFFF"/>
+                <w:sz w:val="20"/>
+              </w:rPr>
+              <w:t>What it checks</w:t>
+            </w:r>
+          </w:p>
+        </w:tc>
+      </w:tr>
+      <w:tr>
+        <w:tc>
+          <w:tcPr>
+            <w:tcW w:type="dxa" w:w="2237"/>
+          </w:tcPr>
+          <w:p>
+            <w:r>
+              <w:rPr>
+                <w:rFonts w:ascii="Consolas" w:hAnsi="Consolas"/>
+                <w:b w:val="0"/>
+                <w:i w:val="0"/>
+                <w:color w:val="22303C"/>
+                <w:sz w:val="20"/>
+              </w:rPr>
+              <w:t>test_both_opacities_are_variables</w:t>
+            </w:r>
+          </w:p>
+        </w:tc>
+        <w:tc>
+          <w:tcPr>
+            <w:tcW w:type="dxa" w:w="7555"/>
+          </w:tcPr>
+          <w:p>
+            <w:r>
+              <w:rPr>
+                <w:b w:val="0"/>
+                <w:i w:val="0"/>
+                <w:color w:val="22303C"/>
+                <w:sz w:val="20"/>
+              </w:rPr>
+              <w:t>Both are custom properties in a sane range — literals scattered through the stylesheet would make tuning a hunt.</w:t>
+            </w:r>
+          </w:p>
+        </w:tc>
+      </w:tr>
+      <w:tr>
+        <w:tc>
+          <w:tcPr>
+            <w:tcW w:type="dxa" w:w="2237"/>
+          </w:tcPr>
+          <w:p>
+            <w:r>
+              <w:rPr>
+                <w:rFonts w:ascii="Consolas" w:hAnsi="Consolas"/>
+                <w:b w:val="0"/>
+                <w:i w:val="0"/>
+                <w:color w:val="22303C"/>
+                <w:sz w:val="20"/>
+              </w:rPr>
+              <w:t>test_the_panels_use_the_panel_variable</w:t>
+            </w:r>
+          </w:p>
+        </w:tc>
+        <w:tc>
+          <w:tcPr>
+            <w:tcW w:type="dxa" w:w="7555"/>
+          </w:tcPr>
+          <w:p>
+            <w:r>
+              <w:rPr>
+                <w:rFonts w:ascii="Consolas" w:hAnsi="Consolas"/>
+                <w:b w:val="0"/>
+                <w:i w:val="0"/>
+                <w:color w:val="22303C"/>
+                <w:sz w:val="20"/>
+              </w:rPr>
+              <w:t>.panel</w:t>
+            </w:r>
+            <w:r>
+              <w:rPr>
+                <w:b w:val="0"/>
+                <w:i w:val="0"/>
+                <w:color w:val="22303C"/>
+                <w:sz w:val="20"/>
+              </w:rPr>
+              <w:t xml:space="preserve"> reads its alpha from </w:t>
+            </w:r>
+            <w:r>
+              <w:rPr>
+                <w:rFonts w:ascii="Consolas" w:hAnsi="Consolas"/>
+                <w:b w:val="0"/>
+                <w:i w:val="0"/>
+                <w:color w:val="22303C"/>
+                <w:sz w:val="20"/>
+              </w:rPr>
+              <w:t>--panel-alpha</w:t>
+            </w:r>
+            <w:r>
+              <w:rPr>
+                <w:b w:val="0"/>
+                <w:i w:val="0"/>
+                <w:color w:val="22303C"/>
+                <w:sz w:val="20"/>
+              </w:rPr>
+              <w:t>.</w:t>
+            </w:r>
+          </w:p>
+        </w:tc>
+      </w:tr>
+      <w:tr>
+        <w:tc>
+          <w:tcPr>
+            <w:tcW w:type="dxa" w:w="2237"/>
+          </w:tcPr>
+          <w:p>
+            <w:r>
+              <w:rPr>
+                <w:rFonts w:ascii="Consolas" w:hAnsi="Consolas"/>
+                <w:b w:val="0"/>
+                <w:i w:val="0"/>
+                <w:color w:val="22303C"/>
+                <w:sz w:val="20"/>
+              </w:rPr>
+              <w:t>test_the_widget_uses_its_own_variable</w:t>
+            </w:r>
+          </w:p>
+        </w:tc>
+        <w:tc>
+          <w:tcPr>
+            <w:tcW w:type="dxa" w:w="7555"/>
+          </w:tcPr>
+          <w:p>
+            <w:r>
+              <w:rPr>
+                <w:rFonts w:ascii="Consolas" w:hAnsi="Consolas"/>
+                <w:b w:val="0"/>
+                <w:i w:val="0"/>
+                <w:color w:val="22303C"/>
+                <w:sz w:val="20"/>
+              </w:rPr>
+              <w:t>#mykola-panel</w:t>
+            </w:r>
+            <w:r>
+              <w:rPr>
+                <w:b w:val="0"/>
+                <w:i w:val="0"/>
+                <w:color w:val="22303C"/>
+                <w:sz w:val="20"/>
+              </w:rPr>
+              <w:t xml:space="preserve"> reads its own, not the panels'.</w:t>
+            </w:r>
+          </w:p>
+        </w:tc>
+      </w:tr>
+      <w:tr>
+        <w:tc>
+          <w:tcPr>
+            <w:tcW w:type="dxa" w:w="2237"/>
+          </w:tcPr>
+          <w:p>
+            <w:r>
+              <w:rPr>
+                <w:rFonts w:ascii="Consolas" w:hAnsi="Consolas"/>
+                <w:b w:val="0"/>
+                <w:i w:val="0"/>
+                <w:color w:val="22303C"/>
+                <w:sz w:val="20"/>
+              </w:rPr>
+              <w:t>test_the_widget_is_the_more_opaque_of_the_two</w:t>
+            </w:r>
+          </w:p>
+        </w:tc>
+        <w:tc>
+          <w:tcPr>
+            <w:tcW w:type="dxa" w:w="7555"/>
+          </w:tcPr>
+          <w:p>
+            <w:r>
+              <w:rPr>
+                <w:b w:val="0"/>
+                <w:i w:val="0"/>
+                <w:color w:val="22303C"/>
+                <w:sz w:val="20"/>
+              </w:rPr>
+              <w:t>The actual requirement: a conversation is the most reading-heavy surface on the site, so it gets more white behind it than a panel holding a short form.</w:t>
+            </w:r>
+          </w:p>
+        </w:tc>
+      </w:tr>
+      <w:tr>
+        <w:tc>
+          <w:tcPr>
+            <w:tcW w:type="dxa" w:w="2237"/>
+          </w:tcPr>
+          <w:p>
+            <w:r>
+              <w:rPr>
+                <w:rFonts w:ascii="Consolas" w:hAnsi="Consolas"/>
+                <w:b w:val="0"/>
+                <w:i w:val="0"/>
+                <w:color w:val="22303C"/>
+                <w:sz w:val="20"/>
+              </w:rPr>
+              <w:t>test_neither_surface_is_blurred</w:t>
+            </w:r>
+          </w:p>
+        </w:tc>
+        <w:tc>
+          <w:tcPr>
+            <w:tcW w:type="dxa" w:w="7555"/>
+          </w:tcPr>
+          <w:p>
+            <w:r>
+              <w:rPr>
+                <w:b w:val="0"/>
+                <w:i w:val="0"/>
+                <w:color w:val="22303C"/>
+                <w:sz w:val="20"/>
+              </w:rPr>
+              <w:t>A backdrop blur hides the background, which is the thing being revealed.</w:t>
+            </w:r>
+          </w:p>
+        </w:tc>
+      </w:tr>
+    </w:tbl>
+    <w:p>
+      <w:pPr>
+        <w:spacing w:after="40"/>
+      </w:pPr>
+    </w:p>
+    <w:p>
+      <w:pPr>
+        <w:spacing w:after="120"/>
+      </w:pPr>
+      <w:r>
+        <w:rPr>
+          <w:b/>
+          <w:i w:val="0"/>
+          <w:color w:val="22303C"/>
+          <w:sz w:val="22"/>
+        </w:rPr>
+        <w:t>The part that fails silently</w:t>
+      </w:r>
+    </w:p>
+    <w:tbl>
+      <w:tblPr>
+        <w:tblStyle w:val="TableGrid"/>
+        <w:tblW w:type="auto" w:w="0"/>
+        <w:jc w:val="left"/>
+        <w:tblLayout w:type="fixed"/>
+        <w:tblLook w:firstColumn="1" w:firstRow="1" w:lastColumn="0" w:lastRow="0" w:noHBand="0" w:noVBand="1" w:val="04A0"/>
+      </w:tblPr>
+      <w:tblGrid>
+        <w:gridCol w:w="4925"/>
+        <w:gridCol w:w="4925"/>
+      </w:tblGrid>
+      <w:tr>
+        <w:tc>
+          <w:tcPr>
+            <w:tcW w:type="dxa" w:w="1322"/>
+            <w:shd w:val="clear" w:fill="2E6BA0"/>
+          </w:tcPr>
+          <w:p>
+            <w:r>
+              <w:rPr>
+                <w:b/>
+                <w:i w:val="0"/>
+                <w:color w:val="FFFFFF"/>
+                <w:sz w:val="20"/>
+              </w:rPr>
+              <w:t>Test</w:t>
+            </w:r>
+          </w:p>
+        </w:tc>
+        <w:tc>
+          <w:tcPr>
+            <w:tcW w:type="dxa" w:w="8470"/>
+            <w:shd w:val="clear" w:fill="2E6BA0"/>
+          </w:tcPr>
+          <w:p>
+            <w:r>
+              <w:rPr>
+                <w:b/>
+                <w:i w:val="0"/>
+                <w:color w:val="FFFFFF"/>
+                <w:sz w:val="20"/>
+              </w:rPr>
+              <w:t>What it checks</w:t>
+            </w:r>
+          </w:p>
+        </w:tc>
+      </w:tr>
+      <w:tr>
+        <w:tc>
+          <w:tcPr>
+            <w:tcW w:type="dxa" w:w="1322"/>
+          </w:tcPr>
+          <w:p>
+            <w:r>
+              <w:rPr>
+                <w:rFonts w:ascii="Consolas" w:hAnsi="Consolas"/>
+                <w:b w:val="0"/>
+                <w:i w:val="0"/>
+                <w:color w:val="22303C"/>
+                <w:sz w:val="20"/>
+              </w:rPr>
+              <w:t>test_the_widgets_inner_panes_do_not_cover_it</w:t>
+            </w:r>
+          </w:p>
+        </w:tc>
+        <w:tc>
+          <w:tcPr>
+            <w:tcW w:type="dxa" w:w="8470"/>
+          </w:tcPr>
+          <w:p>
+            <w:r>
+              <w:rPr>
+                <w:b w:val="0"/>
+                <w:i w:val="0"/>
+                <w:color w:val="22303C"/>
+                <w:sz w:val="20"/>
+              </w:rPr>
+              <w:t xml:space="preserve">Three cases — the message list, the composer and the auth strip. Each used to be a solid fill spanning the panel; with any one of them opaque again </w:t>
+            </w:r>
+            <w:r>
+              <w:rPr>
+                <w:rFonts w:ascii="Consolas" w:hAnsi="Consolas"/>
+                <w:b w:val="0"/>
+                <w:i w:val="0"/>
+                <w:color w:val="22303C"/>
+                <w:sz w:val="20"/>
+              </w:rPr>
+              <w:t>--widget-alpha</w:t>
+            </w:r>
+            <w:r>
+              <w:rPr>
+                <w:b w:val="0"/>
+                <w:i w:val="0"/>
+                <w:color w:val="22303C"/>
+                <w:sz w:val="20"/>
+              </w:rPr>
+              <w:t xml:space="preserve"> stops meaning anything, and nothing looks wrong: the CSS is valid, the variable is there, the widget just stays opaque.</w:t>
+            </w:r>
+          </w:p>
+        </w:tc>
+      </w:tr>
+      <w:tr>
+        <w:tc>
+          <w:tcPr>
+            <w:tcW w:type="dxa" w:w="1322"/>
+          </w:tcPr>
+          <w:p>
+            <w:r>
+              <w:rPr>
+                <w:rFonts w:ascii="Consolas" w:hAnsi="Consolas"/>
+                <w:b w:val="0"/>
+                <w:i w:val="0"/>
+                <w:color w:val="22303C"/>
+                <w:sz w:val="20"/>
+              </w:rPr>
+              <w:t>test_the_message_bubbles_keep_their_fills</w:t>
+            </w:r>
+          </w:p>
+        </w:tc>
+        <w:tc>
+          <w:tcPr>
+            <w:tcW w:type="dxa" w:w="8470"/>
+          </w:tcPr>
+          <w:p>
+            <w:r>
+              <w:rPr>
+                <w:b w:val="0"/>
+                <w:i w:val="0"/>
+                <w:color w:val="22303C"/>
+                <w:sz w:val="20"/>
+              </w:rPr>
+              <w:t>They are content, not the surface behind it — a transparent bubble would leave the two speakers indistinguishable.</w:t>
+            </w:r>
+          </w:p>
+        </w:tc>
+      </w:tr>
+    </w:tbl>
+    <w:p>
+      <w:pPr>
+        <w:spacing w:after="40"/>
+      </w:pPr>
+    </w:p>
+    <w:p>
+      <w:pPr>
+        <w:spacing w:after="120"/>
+      </w:pPr>
+      <w:r>
+        <w:rPr>
+          <w:b/>
+          <w:i w:val="0"/>
+          <w:color w:val="22303C"/>
+          <w:sz w:val="22"/>
+        </w:rPr>
+        <w:t>What must not change</w:t>
+      </w:r>
+    </w:p>
+    <w:tbl>
+      <w:tblPr>
+        <w:tblStyle w:val="TableGrid"/>
+        <w:tblW w:type="auto" w:w="0"/>
+        <w:jc w:val="left"/>
+        <w:tblLayout w:type="fixed"/>
+        <w:tblLook w:firstColumn="1" w:firstRow="1" w:lastColumn="0" w:lastRow="0" w:noHBand="0" w:noVBand="1" w:val="04A0"/>
+      </w:tblPr>
+      <w:tblGrid>
+        <w:gridCol w:w="4925"/>
+        <w:gridCol w:w="4925"/>
+      </w:tblGrid>
+      <w:tr>
+        <w:tc>
+          <w:tcPr>
+            <w:tcW w:type="dxa" w:w="2124"/>
+            <w:shd w:val="clear" w:fill="2E6BA0"/>
+          </w:tcPr>
+          <w:p>
+            <w:r>
+              <w:rPr>
+                <w:b/>
+                <w:i w:val="0"/>
+                <w:color w:val="FFFFFF"/>
+                <w:sz w:val="20"/>
+              </w:rPr>
+              <w:t>Test</w:t>
+            </w:r>
+          </w:p>
+        </w:tc>
+        <w:tc>
+          <w:tcPr>
+            <w:tcW w:type="dxa" w:w="7668"/>
+            <w:shd w:val="clear" w:fill="2E6BA0"/>
+          </w:tcPr>
+          <w:p>
+            <w:r>
+              <w:rPr>
+                <w:b/>
+                <w:i w:val="0"/>
+                <w:color w:val="FFFFFF"/>
+                <w:sz w:val="20"/>
+              </w:rPr>
+              <w:t>What it checks</w:t>
+            </w:r>
+          </w:p>
+        </w:tc>
+      </w:tr>
+      <w:tr>
+        <w:tc>
+          <w:tcPr>
+            <w:tcW w:type="dxa" w:w="2124"/>
+          </w:tcPr>
+          <w:p>
+            <w:r>
+              <w:rPr>
+                <w:rFonts w:ascii="Consolas" w:hAnsi="Consolas"/>
+                <w:b w:val="0"/>
+                <w:i w:val="0"/>
+                <w:color w:val="22303C"/>
+                <w:sz w:val="20"/>
+              </w:rPr>
+              <w:t>test_the_top_bar_is_untouched</w:t>
+            </w:r>
+          </w:p>
+        </w:tc>
+        <w:tc>
+          <w:tcPr>
+            <w:tcW w:type="dxa" w:w="7668"/>
+          </w:tcPr>
+          <w:p>
+            <w:r>
+              <w:rPr>
+                <w:b w:val="0"/>
+                <w:i w:val="0"/>
+                <w:color w:val="22303C"/>
+                <w:sz w:val="20"/>
+              </w:rPr>
+              <w:t>Excluded from #197 by name.</w:t>
+            </w:r>
+          </w:p>
+        </w:tc>
+      </w:tr>
+      <w:tr>
+        <w:tc>
+          <w:tcPr>
+            <w:tcW w:type="dxa" w:w="2124"/>
+          </w:tcPr>
+          <w:p>
+            <w:r>
+              <w:rPr>
+                <w:rFonts w:ascii="Consolas" w:hAnsi="Consolas"/>
+                <w:b w:val="0"/>
+                <w:i w:val="0"/>
+                <w:color w:val="22303C"/>
+                <w:sz w:val="20"/>
+              </w:rPr>
+              <w:t>test_the_settings_dialog_stays_solid</w:t>
+            </w:r>
+          </w:p>
+        </w:tc>
+        <w:tc>
+          <w:tcPr>
+            <w:tcW w:type="dxa" w:w="7668"/>
+          </w:tcPr>
+          <w:p>
+            <w:r>
+              <w:rPr>
+                <w:b w:val="0"/>
+                <w:i w:val="0"/>
+                <w:color w:val="22303C"/>
+                <w:sz w:val="20"/>
+              </w:rPr>
+              <w:t>Dropped from #197: through a translucent dialog you would see the dimmed page rather than the background, which is not the effect.</w:t>
+            </w:r>
+          </w:p>
+        </w:tc>
+      </w:tr>
+      <w:tr>
+        <w:tc>
+          <w:tcPr>
+            <w:tcW w:type="dxa" w:w="2124"/>
+          </w:tcPr>
+          <w:p>
+            <w:r>
+              <w:rPr>
+                <w:rFonts w:ascii="Consolas" w:hAnsi="Consolas"/>
+                <w:b w:val="0"/>
+                <w:i w:val="0"/>
+                <w:color w:val="22303C"/>
+                <w:sz w:val="20"/>
+              </w:rPr>
+              <w:t>test_the_topic_tiles_stay_solid</w:t>
+            </w:r>
+          </w:p>
+        </w:tc>
+        <w:tc>
+          <w:tcPr>
+            <w:tcW w:type="dxa" w:w="7668"/>
+          </w:tcPr>
+          <w:p>
+            <w:r>
+              <w:rPr>
+                <w:b w:val="0"/>
+                <w:i w:val="0"/>
+                <w:color w:val="22303C"/>
+                <w:sz w:val="20"/>
+              </w:rPr>
+              <w:t>#185 will put a picture on each; a translucent tile showing the background behind a photograph inside it would be a mess.</w:t>
             </w:r>
           </w:p>
         </w:tc>
@@ -33521,7 +34161,7 @@
           <w:color w:val="22303C"/>
           <w:sz w:val="22"/>
         </w:rPr>
-        <w:t>Totals as of this revision: 37 files, 515 test functions, 564 collected cases</w:t>
+        <w:t>Totals as of this revision: 38 files, 525 test functions, 576 collected cases</w:t>
       </w:r>
       <w:r>
         <w:rPr>
@@ -33530,7 +34170,7 @@
           <w:color w:val="22303C"/>
           <w:sz w:val="22"/>
         </w:rPr>
-        <w:t xml:space="preserve"> (554 passing, 10 opt-in </w:t>
+        <w:t xml:space="preserve"> (566 passing, 10 opt-in </w:t>
       </w:r>
       <w:r>
         <w:rPr>

--- a/docs/test-catalog.docx
+++ b/docs/test-catalog.docx
@@ -63,7 +63,7 @@
           <w:color w:val="22303C"/>
           <w:sz w:val="22"/>
         </w:rPr>
-        <w:t>576 test cases in 38 files</w:t>
+        <w:t>579 test cases in 38 files</w:t>
       </w:r>
     </w:p>
     <w:p>
@@ -221,7 +221,7 @@
                 <w:color w:val="22303C"/>
                 <w:sz w:val="20"/>
               </w:rPr>
-              <w:t>576 cases: 566 pass, 10 skip.</w:t>
+              <w:t>579 cases: 569 pass, 10 skip.</w:t>
             </w:r>
           </w:p>
         </w:tc>
@@ -274,7 +274,7 @@
                 <w:color w:val="22303C"/>
                 <w:sz w:val="20"/>
               </w:rPr>
-              <w:t xml:space="preserve"> — 570 cases, of which 560 pass and 10 skip. About 18 seconds, no network.</w:t>
+              <w:t xml:space="preserve"> — 573 cases, of which 563 pass and 10 skip. About 18 seconds, no network.</w:t>
             </w:r>
           </w:p>
         </w:tc>
@@ -802,7 +802,7 @@
           <w:color w:val="22303C"/>
           <w:sz w:val="22"/>
         </w:rPr>
-        <w:t xml:space="preserve"> counts, so the arithmetic reconciles with a test run. 525 test functions expand to 576 cases through </w:t>
+        <w:t xml:space="preserve"> counts, so the arithmetic reconciles with a test run. 528 test functions expand to 579 cases through </w:t>
       </w:r>
       <w:r>
         <w:rPr>
@@ -31419,7 +31419,7 @@
           <w:color w:val="2E6BA0"/>
           <w:sz w:val="30"/>
         </w:rPr>
-        <w:t>test_translucent_surfaces.py — half-transparent panels and widget (10 tests, 12 cases)</w:t>
+        <w:t>test_translucent_surfaces.py — half-transparent panels, widget and cards (13 tests, 15 cases)</w:t>
       </w:r>
     </w:p>
     <w:p>
@@ -31708,6 +31708,227 @@
                 <w:sz w:val="20"/>
               </w:rPr>
               <w:t>A backdrop blur hides the background, which is the thing being revealed.</w:t>
+            </w:r>
+          </w:p>
+        </w:tc>
+      </w:tr>
+    </w:tbl>
+    <w:p>
+      <w:pPr>
+        <w:spacing w:after="40"/>
+      </w:pPr>
+    </w:p>
+    <w:p>
+      <w:pPr>
+        <w:spacing w:after="120"/>
+      </w:pPr>
+      <w:r>
+        <w:rPr>
+          <w:b/>
+          <w:i w:val="0"/>
+          <w:color w:val="22303C"/>
+          <w:sz w:val="22"/>
+        </w:rPr>
+        <w:t>The flashcards page gets a third (#201)</w:t>
+      </w:r>
+    </w:p>
+    <w:tbl>
+      <w:tblPr>
+        <w:tblStyle w:val="TableGrid"/>
+        <w:tblW w:type="auto" w:w="0"/>
+        <w:jc w:val="left"/>
+        <w:tblLayout w:type="fixed"/>
+        <w:tblLook w:firstColumn="1" w:firstRow="1" w:lastColumn="0" w:lastRow="0" w:noHBand="0" w:noVBand="1" w:val="04A0"/>
+      </w:tblPr>
+      <w:tblGrid>
+        <w:gridCol w:w="4925"/>
+        <w:gridCol w:w="4925"/>
+      </w:tblGrid>
+      <w:tr>
+        <w:tc>
+          <w:tcPr>
+            <w:tcW w:type="dxa" w:w="1867"/>
+            <w:shd w:val="clear" w:fill="2E6BA0"/>
+          </w:tcPr>
+          <w:p>
+            <w:r>
+              <w:rPr>
+                <w:b/>
+                <w:i w:val="0"/>
+                <w:color w:val="FFFFFF"/>
+                <w:sz w:val="20"/>
+              </w:rPr>
+              <w:t>Test</w:t>
+            </w:r>
+          </w:p>
+        </w:tc>
+        <w:tc>
+          <w:tcPr>
+            <w:tcW w:type="dxa" w:w="7925"/>
+            <w:shd w:val="clear" w:fill="2E6BA0"/>
+          </w:tcPr>
+          <w:p>
+            <w:r>
+              <w:rPr>
+                <w:b/>
+                <w:i w:val="0"/>
+                <w:color w:val="FFFFFF"/>
+                <w:sz w:val="20"/>
+              </w:rPr>
+              <w:t>What it checks</w:t>
+            </w:r>
+          </w:p>
+        </w:tc>
+      </w:tr>
+      <w:tr>
+        <w:tc>
+          <w:tcPr>
+            <w:tcW w:type="dxa" w:w="1867"/>
+          </w:tcPr>
+          <w:p>
+            <w:r>
+              <w:rPr>
+                <w:rFonts w:ascii="Consolas" w:hAnsi="Consolas"/>
+                <w:b w:val="0"/>
+                <w:i w:val="0"/>
+                <w:color w:val="22303C"/>
+                <w:sz w:val="20"/>
+              </w:rPr>
+              <w:t>test_the_cards_have_their_own_opacity</w:t>
+            </w:r>
+          </w:p>
+        </w:tc>
+        <w:tc>
+          <w:tcPr>
+            <w:tcW w:type="dxa" w:w="7925"/>
+          </w:tcPr>
+          <w:p>
+            <w:r>
+              <w:rPr>
+                <w:rFonts w:ascii="Consolas" w:hAnsi="Consolas"/>
+                <w:b w:val="0"/>
+                <w:i w:val="0"/>
+                <w:color w:val="22303C"/>
+                <w:sz w:val="20"/>
+              </w:rPr>
+              <w:t>--flashcard-alpha</w:t>
+            </w:r>
+            <w:r>
+              <w:rPr>
+                <w:b w:val="0"/>
+                <w:i w:val="0"/>
+                <w:color w:val="22303C"/>
+                <w:sz w:val="20"/>
+              </w:rPr>
+              <w:t xml:space="preserve"> exists and </w:t>
+            </w:r>
+            <w:r>
+              <w:rPr>
+                <w:rFonts w:ascii="Consolas" w:hAnsi="Consolas"/>
+                <w:b w:val="0"/>
+                <w:i w:val="0"/>
+                <w:color w:val="22303C"/>
+                <w:sz w:val="20"/>
+              </w:rPr>
+              <w:t>.card</w:t>
+            </w:r>
+            <w:r>
+              <w:rPr>
+                <w:b w:val="0"/>
+                <w:i w:val="0"/>
+                <w:color w:val="22303C"/>
+                <w:sz w:val="20"/>
+              </w:rPr>
+              <w:t xml:space="preserve"> reads its background from it.</w:t>
+            </w:r>
+          </w:p>
+        </w:tc>
+      </w:tr>
+      <w:tr>
+        <w:tc>
+          <w:tcPr>
+            <w:tcW w:type="dxa" w:w="1867"/>
+          </w:tcPr>
+          <w:p>
+            <w:r>
+              <w:rPr>
+                <w:rFonts w:ascii="Consolas" w:hAnsi="Consolas"/>
+                <w:b w:val="0"/>
+                <w:i w:val="0"/>
+                <w:color w:val="22303C"/>
+                <w:sz w:val="20"/>
+              </w:rPr>
+              <w:t>test_a_card_is_more_opaque_than_a_main_page_panel</w:t>
+            </w:r>
+          </w:p>
+        </w:tc>
+        <w:tc>
+          <w:tcPr>
+            <w:tcW w:type="dxa" w:w="7925"/>
+          </w:tcPr>
+          <w:p>
+            <w:r>
+              <w:rPr>
+                <w:b w:val="0"/>
+                <w:i w:val="0"/>
+                <w:color w:val="22303C"/>
+                <w:sz w:val="20"/>
+              </w:rPr>
+              <w:t>Why it needs a number at all: the main page has three panels, a topic page has one per card — dozens, stacked, each carrying a word, a part of speech, an explanation and two translations with their examples.</w:t>
+            </w:r>
+          </w:p>
+        </w:tc>
+      </w:tr>
+      <w:tr>
+        <w:tc>
+          <w:tcPr>
+            <w:tcW w:type="dxa" w:w="1867"/>
+          </w:tcPr>
+          <w:p>
+            <w:r>
+              <w:rPr>
+                <w:rFonts w:ascii="Consolas" w:hAnsi="Consolas"/>
+                <w:b w:val="0"/>
+                <w:i w:val="0"/>
+                <w:color w:val="22303C"/>
+                <w:sz w:val="20"/>
+              </w:rPr>
+              <w:t>test_the_plain_panels_on_that_page_are_unaffected</w:t>
+            </w:r>
+          </w:p>
+        </w:tc>
+        <w:tc>
+          <w:tcPr>
+            <w:tcW w:type="dxa" w:w="7925"/>
+          </w:tcPr>
+          <w:p>
+            <w:r>
+              <w:rPr>
+                <w:b w:val="0"/>
+                <w:i w:val="0"/>
+                <w:color w:val="22303C"/>
+                <w:sz w:val="20"/>
+              </w:rPr>
+              <w:t xml:space="preserve">A topic page also renders an ordinary </w:t>
+            </w:r>
+            <w:r>
+              <w:rPr>
+                <w:rFonts w:ascii="Consolas" w:hAnsi="Consolas"/>
+                <w:b w:val="0"/>
+                <w:i w:val="0"/>
+                <w:color w:val="22303C"/>
+                <w:sz w:val="20"/>
+              </w:rPr>
+              <w:t>.panel</w:t>
+            </w:r>
+            <w:r>
+              <w:rPr>
+                <w:b w:val="0"/>
+                <w:i w:val="0"/>
+                <w:color w:val="22303C"/>
+                <w:sz w:val="20"/>
+              </w:rPr>
+              <w:t xml:space="preserve"> — the empty-topic explanation (#127) — and it keeps the main page's value, because it is doing the main page's job rather than the card's. Decided, not incidental.</w:t>
             </w:r>
           </w:p>
         </w:tc>
@@ -34161,7 +34382,7 @@
           <w:color w:val="22303C"/>
           <w:sz w:val="22"/>
         </w:rPr>
-        <w:t>Totals as of this revision: 38 files, 525 test functions, 576 collected cases</w:t>
+        <w:t>Totals as of this revision: 38 files, 528 test functions, 579 collected cases</w:t>
       </w:r>
       <w:r>
         <w:rPr>
@@ -34170,7 +34391,7 @@
           <w:color w:val="22303C"/>
           <w:sz w:val="22"/>
         </w:rPr>
-        <w:t xml:space="preserve"> (566 passing, 10 opt-in </w:t>
+        <w:t xml:space="preserve"> (569 passing, 10 opt-in </w:t>
       </w:r>
       <w:r>
         <w:rPr>

--- a/docs/test-catalog.docx
+++ b/docs/test-catalog.docx
@@ -63,7 +63,7 @@
           <w:color w:val="22303C"/>
           <w:sz w:val="22"/>
         </w:rPr>
-        <w:t>579 test cases in 38 files</w:t>
+        <w:t>585 test cases in 39 files</w:t>
       </w:r>
     </w:p>
     <w:p>
@@ -221,7 +221,7 @@
                 <w:color w:val="22303C"/>
                 <w:sz w:val="20"/>
               </w:rPr>
-              <w:t>579 cases: 569 pass, 10 skip.</w:t>
+              <w:t>585 cases: 575 pass, 10 skip.</w:t>
             </w:r>
           </w:p>
         </w:tc>
@@ -274,7 +274,7 @@
                 <w:color w:val="22303C"/>
                 <w:sz w:val="20"/>
               </w:rPr>
-              <w:t xml:space="preserve"> — 573 cases, of which 563 pass and 10 skip. About 18 seconds, no network.</w:t>
+              <w:t xml:space="preserve"> — 579 cases, of which 569 pass and 10 skip. About 18 seconds, no network.</w:t>
             </w:r>
           </w:p>
         </w:tc>
@@ -802,7 +802,7 @@
           <w:color w:val="22303C"/>
           <w:sz w:val="22"/>
         </w:rPr>
-        <w:t xml:space="preserve"> counts, so the arithmetic reconciles with a test run. 528 test functions expand to 579 cases through </w:t>
+        <w:t xml:space="preserve"> counts, so the arithmetic reconciles with a test run. 534 test functions expand to 585 cases through </w:t>
       </w:r>
       <w:r>
         <w:rPr>
@@ -32677,6 +32677,410 @@
                 <w:sz w:val="20"/>
               </w:rPr>
               <w:t>Both images are actually served.</w:t>
+            </w:r>
+          </w:p>
+        </w:tc>
+      </w:tr>
+    </w:tbl>
+    <w:p>
+      <w:pPr>
+        <w:spacing w:after="40"/>
+      </w:pPr>
+    </w:p>
+    <w:p>
+      <w:pPr>
+        <w:pStyle w:val="Heading1"/>
+      </w:pPr>
+      <w:r>
+        <w:rPr>
+          <w:b w:val="0"/>
+          <w:i w:val="0"/>
+          <w:color w:val="2E6BA0"/>
+          <w:sz w:val="30"/>
+        </w:rPr>
+        <w:t>test_upload_needs_an_account.py — uploading notes requires an account (6 cases)</w:t>
+      </w:r>
+    </w:p>
+    <w:p>
+      <w:pPr>
+        <w:spacing w:after="120"/>
+      </w:pPr>
+      <w:r>
+        <w:rPr>
+          <w:b w:val="0"/>
+          <w:i w:val="0"/>
+          <w:color w:val="22303C"/>
+          <w:sz w:val="22"/>
+        </w:rPr>
+        <w:t xml:space="preserve">kuantorflow#200. Parsing a Reverso </w:t>
+      </w:r>
+      <w:r>
+        <w:rPr>
+          <w:rFonts w:ascii="Consolas" w:hAnsi="Consolas"/>
+          <w:b w:val="0"/>
+          <w:i w:val="0"/>
+          <w:color w:val="22303C"/>
+          <w:sz w:val="22"/>
+        </w:rPr>
+        <w:t>.mht</w:t>
+      </w:r>
+      <w:r>
+        <w:rPr>
+          <w:b w:val="0"/>
+          <w:i w:val="0"/>
+          <w:color w:val="22303C"/>
+          <w:sz w:val="22"/>
+        </w:rPr>
+        <w:t>/</w:t>
+      </w:r>
+      <w:r>
+        <w:rPr>
+          <w:rFonts w:ascii="Consolas" w:hAnsi="Consolas"/>
+          <w:b w:val="0"/>
+          <w:i w:val="0"/>
+          <w:color w:val="22303C"/>
+          <w:sz w:val="22"/>
+        </w:rPr>
+        <w:t>.docx</w:t>
+      </w:r>
+      <w:r>
+        <w:rPr>
+          <w:b w:val="0"/>
+          <w:i w:val="0"/>
+          <w:color w:val="22303C"/>
+          <w:sz w:val="22"/>
+        </w:rPr>
+        <w:t xml:space="preserve"> sends its glued translations to Claude (</w:t>
+      </w:r>
+      <w:r>
+        <w:rPr>
+          <w:rFonts w:ascii="Consolas" w:hAnsi="Consolas"/>
+          <w:b w:val="0"/>
+          <w:i w:val="0"/>
+          <w:color w:val="22303C"/>
+          <w:sz w:val="22"/>
+        </w:rPr>
+        <w:t>_split_glued_translations</w:t>
+      </w:r>
+      <w:r>
+        <w:rPr>
+          <w:b w:val="0"/>
+          <w:i w:val="0"/>
+          <w:color w:val="22303C"/>
+          <w:sz w:val="22"/>
+        </w:rPr>
+        <w:t xml:space="preserve">), and that happens </w:t>
+      </w:r>
+      <w:r>
+        <w:rPr>
+          <w:b/>
+          <w:i w:val="0"/>
+          <w:color w:val="22303C"/>
+          <w:sz w:val="22"/>
+        </w:rPr>
+        <w:t>before</w:t>
+      </w:r>
+      <w:r>
+        <w:rPr>
+          <w:b w:val="0"/>
+          <w:i w:val="0"/>
+          <w:color w:val="22303C"/>
+          <w:sz w:val="22"/>
+        </w:rPr>
+        <w:t xml:space="preserve"> the save — which #125 refuses for a visitor with no account. So an anonymous upload spent money producing cards the person was then not allowed to keep.</w:t>
+      </w:r>
+    </w:p>
+    <w:tbl>
+      <w:tblPr>
+        <w:tblStyle w:val="TableGrid"/>
+        <w:tblW w:type="auto" w:w="0"/>
+        <w:jc w:val="left"/>
+        <w:tblLayout w:type="fixed"/>
+        <w:tblLook w:firstColumn="1" w:firstRow="1" w:lastColumn="0" w:lastRow="0" w:noHBand="0" w:noVBand="1" w:val="04A0"/>
+      </w:tblPr>
+      <w:tblGrid>
+        <w:gridCol w:w="4925"/>
+        <w:gridCol w:w="4925"/>
+      </w:tblGrid>
+      <w:tr>
+        <w:tc>
+          <w:tcPr>
+            <w:tcW w:type="dxa" w:w="2426"/>
+            <w:shd w:val="clear" w:fill="2E6BA0"/>
+          </w:tcPr>
+          <w:p>
+            <w:r>
+              <w:rPr>
+                <w:b/>
+                <w:i w:val="0"/>
+                <w:color w:val="FFFFFF"/>
+                <w:sz w:val="20"/>
+              </w:rPr>
+              <w:t>Test</w:t>
+            </w:r>
+          </w:p>
+        </w:tc>
+        <w:tc>
+          <w:tcPr>
+            <w:tcW w:type="dxa" w:w="7366"/>
+            <w:shd w:val="clear" w:fill="2E6BA0"/>
+          </w:tcPr>
+          <w:p>
+            <w:r>
+              <w:rPr>
+                <w:b/>
+                <w:i w:val="0"/>
+                <w:color w:val="FFFFFF"/>
+                <w:sz w:val="20"/>
+              </w:rPr>
+              <w:t>What it checks</w:t>
+            </w:r>
+          </w:p>
+        </w:tc>
+      </w:tr>
+      <w:tr>
+        <w:tc>
+          <w:tcPr>
+            <w:tcW w:type="dxa" w:w="2426"/>
+          </w:tcPr>
+          <w:p>
+            <w:r>
+              <w:rPr>
+                <w:rFonts w:ascii="Consolas" w:hAnsi="Consolas"/>
+                <w:b w:val="0"/>
+                <w:i w:val="0"/>
+                <w:color w:val="22303C"/>
+                <w:sz w:val="20"/>
+              </w:rPr>
+              <w:t>test_an_anonymous_upload_never_reaches_the_parser</w:t>
+            </w:r>
+          </w:p>
+        </w:tc>
+        <w:tc>
+          <w:tcPr>
+            <w:tcW w:type="dxa" w:w="7366"/>
+          </w:tcPr>
+          <w:p>
+            <w:r>
+              <w:rPr>
+                <w:b w:val="0"/>
+                <w:i w:val="0"/>
+                <w:color w:val="22303C"/>
+                <w:sz w:val="20"/>
+              </w:rPr>
+              <w:t xml:space="preserve">The assertion that matters is not the status code but that the parser is </w:t>
+            </w:r>
+            <w:r>
+              <w:rPr>
+                <w:b/>
+                <w:i w:val="0"/>
+                <w:color w:val="22303C"/>
+                <w:sz w:val="20"/>
+              </w:rPr>
+              <w:t>never called</w:t>
+            </w:r>
+            <w:r>
+              <w:rPr>
+                <w:b w:val="0"/>
+                <w:i w:val="0"/>
+                <w:color w:val="22303C"/>
+                <w:sz w:val="20"/>
+              </w:rPr>
+              <w:t xml:space="preserve"> — a refusal that still parses passes the obvious check and fails the entire purpose.</w:t>
+            </w:r>
+          </w:p>
+        </w:tc>
+      </w:tr>
+      <w:tr>
+        <w:tc>
+          <w:tcPr>
+            <w:tcW w:type="dxa" w:w="2426"/>
+          </w:tcPr>
+          <w:p>
+            <w:r>
+              <w:rPr>
+                <w:rFonts w:ascii="Consolas" w:hAnsi="Consolas"/>
+                <w:b w:val="0"/>
+                <w:i w:val="0"/>
+                <w:color w:val="22303C"/>
+                <w:sz w:val="20"/>
+              </w:rPr>
+              <w:t>test_a_blocked_account_never_reaches_it_either</w:t>
+            </w:r>
+          </w:p>
+        </w:tc>
+        <w:tc>
+          <w:tcPr>
+            <w:tcW w:type="dxa" w:w="7366"/>
+          </w:tcPr>
+          <w:p>
+            <w:r>
+              <w:rPr>
+                <w:b w:val="0"/>
+                <w:i w:val="0"/>
+                <w:color w:val="22303C"/>
+                <w:sz w:val="20"/>
+              </w:rPr>
+              <w:t>They have an account but may not write, so the same reasoning holds (#126).</w:t>
+            </w:r>
+          </w:p>
+        </w:tc>
+      </w:tr>
+      <w:tr>
+        <w:tc>
+          <w:tcPr>
+            <w:tcW w:type="dxa" w:w="2426"/>
+          </w:tcPr>
+          <w:p>
+            <w:r>
+              <w:rPr>
+                <w:rFonts w:ascii="Consolas" w:hAnsi="Consolas"/>
+                <w:b w:val="0"/>
+                <w:i w:val="0"/>
+                <w:color w:val="22303C"/>
+                <w:sz w:val="20"/>
+              </w:rPr>
+              <w:t>test_a_signed_in_upload_still_parses</w:t>
+            </w:r>
+          </w:p>
+        </w:tc>
+        <w:tc>
+          <w:tcPr>
+            <w:tcW w:type="dxa" w:w="7366"/>
+          </w:tcPr>
+          <w:p>
+            <w:r>
+              <w:rPr>
+                <w:b w:val="0"/>
+                <w:i w:val="0"/>
+                <w:color w:val="22303C"/>
+                <w:sz w:val="20"/>
+              </w:rPr>
+              <w:t>The control case: the feature is unchanged for anyone who can actually keep the result.</w:t>
+            </w:r>
+          </w:p>
+        </w:tc>
+      </w:tr>
+      <w:tr>
+        <w:tc>
+          <w:tcPr>
+            <w:tcW w:type="dxa" w:w="2426"/>
+          </w:tcPr>
+          <w:p>
+            <w:r>
+              <w:rPr>
+                <w:rFonts w:ascii="Consolas" w:hAnsi="Consolas"/>
+                <w:b w:val="0"/>
+                <w:i w:val="0"/>
+                <w:color w:val="22303C"/>
+                <w:sz w:val="20"/>
+              </w:rPr>
+              <w:t>test_the_refusal_prompts_the_visitor_to_sign_in</w:t>
+            </w:r>
+          </w:p>
+        </w:tc>
+        <w:tc>
+          <w:tcPr>
+            <w:tcW w:type="dxa" w:w="7366"/>
+          </w:tcPr>
+          <w:p>
+            <w:r>
+              <w:rPr>
+                <w:b w:val="0"/>
+                <w:i w:val="0"/>
+                <w:color w:val="22303C"/>
+                <w:sz w:val="20"/>
+              </w:rPr>
+              <w:t>The refusal raises the same sign-in dialog the review popup raises, rather than an error banner.</w:t>
+            </w:r>
+          </w:p>
+        </w:tc>
+      </w:tr>
+      <w:tr>
+        <w:tc>
+          <w:tcPr>
+            <w:tcW w:type="dxa" w:w="2426"/>
+          </w:tcPr>
+          <w:p>
+            <w:r>
+              <w:rPr>
+                <w:rFonts w:ascii="Consolas" w:hAnsi="Consolas"/>
+                <w:b w:val="0"/>
+                <w:i w:val="0"/>
+                <w:color w:val="22303C"/>
+                <w:sz w:val="20"/>
+              </w:rPr>
+              <w:t>test_the_blocked_wording_is_not_the_sign_in_wording</w:t>
+            </w:r>
+          </w:p>
+        </w:tc>
+        <w:tc>
+          <w:tcPr>
+            <w:tcW w:type="dxa" w:w="7366"/>
+          </w:tcPr>
+          <w:p>
+            <w:r>
+              <w:rPr>
+                <w:b w:val="0"/>
+                <w:i w:val="0"/>
+                <w:color w:val="22303C"/>
+                <w:sz w:val="20"/>
+              </w:rPr>
+              <w:t>A blocked visitor is signed in already; telling them to sign in would send them round a loop that changes nothing.</w:t>
+            </w:r>
+          </w:p>
+        </w:tc>
+      </w:tr>
+      <w:tr>
+        <w:tc>
+          <w:tcPr>
+            <w:tcW w:type="dxa" w:w="2426"/>
+          </w:tcPr>
+          <w:p>
+            <w:r>
+              <w:rPr>
+                <w:rFonts w:ascii="Consolas" w:hAnsi="Consolas"/>
+                <w:b w:val="0"/>
+                <w:i w:val="0"/>
+                <w:color w:val="22303C"/>
+                <w:sz w:val="20"/>
+              </w:rPr>
+              <w:t>test_every_upload_is_refused_not_only_the_expensive_ones</w:t>
+            </w:r>
+          </w:p>
+        </w:tc>
+        <w:tc>
+          <w:tcPr>
+            <w:tcW w:type="dxa" w:w="7366"/>
+          </w:tcPr>
+          <w:p>
+            <w:r>
+              <w:rPr>
+                <w:b w:val="0"/>
+                <w:i w:val="0"/>
+                <w:color w:val="22303C"/>
+                <w:sz w:val="20"/>
+              </w:rPr>
+              <w:t xml:space="preserve">A plain </w:t>
+            </w:r>
+            <w:r>
+              <w:rPr>
+                <w:rFonts w:ascii="Consolas" w:hAnsi="Consolas"/>
+                <w:b w:val="0"/>
+                <w:i w:val="0"/>
+                <w:color w:val="22303C"/>
+                <w:sz w:val="20"/>
+              </w:rPr>
+              <w:t>.txt</w:t>
+            </w:r>
+            <w:r>
+              <w:rPr>
+                <w:b w:val="0"/>
+                <w:i w:val="0"/>
+                <w:color w:val="22303C"/>
+                <w:sz w:val="20"/>
+              </w:rPr>
+              <w:t xml:space="preserve"> is refused too: which file calls Claude cannot be known without parsing it, and parsing is the thing being paid for.</w:t>
             </w:r>
           </w:p>
         </w:tc>
@@ -34382,7 +34786,7 @@
           <w:color w:val="22303C"/>
           <w:sz w:val="22"/>
         </w:rPr>
-        <w:t>Totals as of this revision: 38 files, 528 test functions, 579 collected cases</w:t>
+        <w:t>Totals as of this revision: 39 files, 534 test functions, 585 collected cases</w:t>
       </w:r>
       <w:r>
         <w:rPr>
@@ -34391,7 +34795,7 @@
           <w:color w:val="22303C"/>
           <w:sz w:val="22"/>
         </w:rPr>
-        <w:t xml:space="preserve"> (569 passing, 10 opt-in </w:t>
+        <w:t xml:space="preserve"> (575 passing, 10 opt-in </w:t>
       </w:r>
       <w:r>
         <w:rPr>
